--- a/paper/LVC_Policy_Guidelines_Companion_JCCPE.docx
+++ b/paper/LVC_Policy_Guidelines_Companion_JCCPE.docx
@@ -68,6 +68,95 @@
       </w:r>
     </w:p>
     <w:p/>
+    <w:p>
+      <w:pPr>
+        <w:pStyle w:val="Heading1"/>
+      </w:pPr>
+      <w:r>
+        <w:t>Abstract</w:t>
+      </w:r>
+    </w:p>
+    <w:p>
+      <w:pPr>
+        <w:spacing w:after="120" w:line="276" w:lineRule="auto"/>
+      </w:pPr>
+      <w:r>
+        <w:t>Intermediate cities in the water-stressed Majority World face real adaptation needs, thin budgets, and no access to the international climate finance their balance sheets cannot yet unlock—while the finance that does flow favours cities already able to compete. This Policy Guidelines piece distils a companion research case (Luján de Cuyo, Mendoza, Argentina) into an actionable playbook for municipal finance teams. It shows how to capture the land-use windfall through a coordinated package of land value capture instruments, ring-fence the proceeds in a trust fund (fideicomiso) designed from day one as a leverage vehicle, allocate them by a district-level priority index that foregrounds incidence, and climb a leverage ladder from grant-matching to green bonds to multilateral climate finance. Sequenced steps, a readiness checklist, and ten transferable principles translate the analysis into practice for semi-arid Latin American cities and their peers.</w:t>
+      </w:r>
+    </w:p>
+    <w:p>
+      <w:r>
+        <w:rPr>
+          <w:b/>
+        </w:rPr>
+        <w:t xml:space="preserve">Keywords: </w:t>
+      </w:r>
+      <w:r>
+        <w:t>land value capture; municipal trust funds; climate adaptation finance; water scarcity; Majority-World cities; Argentina</w:t>
+      </w:r>
+    </w:p>
+    <w:p>
+      <w:pPr>
+        <w:pStyle w:val="Heading1"/>
+      </w:pPr>
+      <w:r>
+        <w:t>Summary for Policymakers</w:t>
+      </w:r>
+    </w:p>
+    <w:p>
+      <w:pPr>
+        <w:pStyle w:val="ListBullet"/>
+        <w:spacing w:after="40"/>
+      </w:pPr>
+      <w:r>
+        <w:t>Capture the land-use windfall, ring-fence it in a trust fund, and use it as the lever that unlocks international climate finance.</w:t>
+      </w:r>
+    </w:p>
+    <w:p>
+      <w:pPr>
+        <w:pStyle w:val="ListBullet"/>
+        <w:spacing w:after="40"/>
+      </w:pPr>
+      <w:r>
+        <w:t>Adopt instruments as a package; sequence by capacity—start with a vacant-land surcharge and a service-capacity charge, which collect quickly.</w:t>
+      </w:r>
+    </w:p>
+    <w:p>
+      <w:pPr>
+        <w:pStyle w:val="ListBullet"/>
+        <w:spacing w:after="40"/>
+      </w:pPr>
+      <w:r>
+        <w:t>Earmark every charge to the fund by ordinance and index its base to inflation, or the revenue dissipates and loses its leverage.</w:t>
+      </w:r>
+    </w:p>
+    <w:p>
+      <w:pPr>
+        <w:pStyle w:val="ListBullet"/>
+        <w:spacing w:after="40"/>
+      </w:pPr>
+      <w:r>
+        <w:t>Design the fund with a dedicated matching-funds account; the same ring-fenced flows provide both grant counterpart and bond repayment.</w:t>
+      </w:r>
+    </w:p>
+    <w:p>
+      <w:pPr>
+        <w:pStyle w:val="ListBullet"/>
+        <w:spacing w:after="40"/>
+      </w:pPr>
+      <w:r>
+        <w:t>Bind spending to a district-level priority index that foregrounds incidence—who pays, who benefits—to avoid regressive outcomes.</w:t>
+      </w:r>
+    </w:p>
+    <w:p>
+      <w:pPr>
+        <w:pStyle w:val="ListBullet"/>
+        <w:spacing w:after="40"/>
+      </w:pPr>
+      <w:r>
+        <w:t>Frame the effort as adaptation finance, not taxation; transparency and earmarking carry the politics.</w:t>
+      </w:r>
+    </w:p>
     <w:p>
       <w:pPr>
         <w:pStyle w:val="Heading1"/>

--- a/paper/LVC_Policy_Guidelines_Companion_JCCPE.docx
+++ b/paper/LVC_Policy_Guidelines_Companion_JCCPE.docx
@@ -194,7 +194,7 @@
         <w:spacing w:after="120" w:line="276" w:lineRule="auto"/>
       </w:pPr>
       <w:r>
-        <w:t>In a water-stressed city, growth runs on a paradox. Converting an irrigated vineyard or orchard to housing multiplies its market value several-fold, yet the same act seals a permeable surface, removes an aquifer-recharge area, and swaps irrigation demand for higher-per-capita domestic use. The private gain and the collective adaptation cost are produced by one and the same decision—usually a rezoning your own council grants. The first job of a finance team is to stop treating these as separate files. The value increment is the natural base from which to fund the adaptation response, and taxing it is both efficient (it falls on an unearned gain) and fair (it falls on those who captured the gain). This is the logic of land value capture (LVC), and it is unusually well suited to semi-arid cities, where binding water limits make the link between development and adaptation impossible to ignore.</w:t>
+        <w:t>In a water-stressed city, growth runs on a paradox. Converting an irrigated vineyard or orchard to housing multiplies its market value several-fold, yet the same act seals a permeable surface, removes an aquifer-recharge area, and swaps irrigation demand for higher-per-capita domestic use. The private gain and the collective adaptation cost are produced by one and the same decision—usually a rezoning your own council grants. The first job of a finance team is to stop treating these as separate files. The value increment is the natural base from which to fund the adaptation response, and taxing it is both efficient (it falls on an unearned gain) and fair (it falls on those who captured the gain). This is the logic of land value capture (LVC), and it is unusually well suited to semi-arid cities, where binding water limits make the link between development and adaptation impossible to ignore. It also pays a low-carbon dividend: the same compact, transit-oriented pattern the instruments reward cuts vehicle travel and energy use and spares agricultural and piedmont land, so the package serves the low-carbon agenda as much as the adaptation one.</w:t>
       </w:r>
     </w:p>
     <w:p>
